--- a/CHECKLISTS/MLC/CHECK LIST/MLC-01.docx
+++ b/CHECKLISTS/MLC/CHECK LIST/MLC-01.docx
@@ -770,64 +770,74 @@
           <w:trHeight w:hRule="exact" w:val="463"/>
         </w:trPr>
         <w:tc>
-          <w:tcPr>
-            <w:tcW w:w="2470" w:type="dxa"/>
-            <w:vMerge w:val="restart"/>
-            <w:tcBorders>
-              <w:top w:val="single" w:sz="5" w:space="0" w:color="000000"/>
-              <w:left w:val="single" w:sz="5" w:space="0" w:color="000000"/>
-              <w:right w:val="single" w:sz="5" w:space="0" w:color="000000"/>
-            </w:tcBorders>
-          </w:tcPr>
-          <w:p/>
-        </w:tc>
-        <w:tc>
-          <w:tcPr>
-            <w:tcW w:w="2000" w:type="dxa"/>
-            <w:tcBorders>
-              <w:top w:val="single" w:sz="5" w:space="0" w:color="000000"/>
-              <w:left w:val="single" w:sz="5" w:space="0" w:color="000000"/>
-              <w:bottom w:val="single" w:sz="5" w:space="0" w:color="000000"/>
-              <w:right w:val="single" w:sz="5" w:space="0" w:color="000000"/>
-            </w:tcBorders>
-          </w:tcPr>
-          <w:p/>
-        </w:tc>
-        <w:tc>
-          <w:tcPr>
-            <w:tcW w:w="1844" w:type="dxa"/>
-            <w:vMerge w:val="restart"/>
-            <w:tcBorders>
-              <w:top w:val="single" w:sz="5" w:space="0" w:color="000000"/>
-              <w:left w:val="single" w:sz="5" w:space="0" w:color="000000"/>
-              <w:right w:val="single" w:sz="5" w:space="0" w:color="000000"/>
-            </w:tcBorders>
-          </w:tcPr>
-          <w:p/>
-        </w:tc>
-        <w:tc>
-          <w:tcPr>
-            <w:tcW w:w="1699" w:type="dxa"/>
-            <w:vMerge w:val="restart"/>
-            <w:tcBorders>
-              <w:top w:val="single" w:sz="5" w:space="0" w:color="000000"/>
-              <w:left w:val="single" w:sz="5" w:space="0" w:color="000000"/>
-              <w:right w:val="single" w:sz="5" w:space="0" w:color="000000"/>
-            </w:tcBorders>
-          </w:tcPr>
-          <w:p/>
-        </w:tc>
-        <w:tc>
-          <w:tcPr>
-            <w:tcW w:w="1985" w:type="dxa"/>
-            <w:vMerge w:val="restart"/>
-            <w:tcBorders>
-              <w:top w:val="single" w:sz="5" w:space="0" w:color="000000"/>
-              <w:left w:val="single" w:sz="5" w:space="0" w:color="000000"/>
-              <w:right w:val="single" w:sz="5" w:space="0" w:color="000000"/>
-            </w:tcBorders>
-          </w:tcPr>
-          <w:p/>
+          <w:sdt>
+            <w:sdtPr>
+              <w:tag w:val="vessel_name"/>
+            </w:sdtPr>
+            <w:sdtContent>
+              <w:p>
+                <w:r>
+                  <w:t>{vessel_name}</w:t>
+                </w:r>
+              </w:p>
+            </w:sdtContent>
+          </w:sdt>
+        </w:tc>
+        <w:tc>
+          <w:sdt>
+            <w:sdtPr>
+              <w:tag w:val="call_sign"/>
+            </w:sdtPr>
+            <w:sdtContent>
+              <w:p>
+                <w:r>
+                  <w:t>{call_sign}</w:t>
+                </w:r>
+              </w:p>
+            </w:sdtContent>
+          </w:sdt>
+        </w:tc>
+        <w:tc>
+          <w:sdt>
+            <w:sdtPr>
+              <w:tag w:val="port_of_registry"/>
+            </w:sdtPr>
+            <w:sdtContent>
+              <w:p>
+                <w:r>
+                  <w:t>{port_of_registry}</w:t>
+                </w:r>
+              </w:p>
+            </w:sdtContent>
+          </w:sdt>
+        </w:tc>
+        <w:tc>
+          <w:sdt>
+            <w:sdtPr>
+              <w:tag w:val="gross_tonnage"/>
+            </w:sdtPr>
+            <w:sdtContent>
+              <w:p>
+                <w:r>
+                  <w:t>{gross_tonnage}</w:t>
+                </w:r>
+              </w:p>
+            </w:sdtContent>
+          </w:sdt>
+        </w:tc>
+        <w:tc>
+          <w:sdt>
+            <w:sdtPr>
+              <w:tag w:val="deadweight"/>
+            </w:sdtPr>
+            <w:sdtContent>
+              <w:p>
+                <w:r>
+                  <w:t>{deadweight}</w:t>
+                </w:r>
+              </w:p>
+            </w:sdtContent>
+          </w:sdt>
         </w:tc>
       </w:tr>
       <w:tr>
@@ -964,16 +974,18 @@
           <w:p/>
         </w:tc>
         <w:tc>
-          <w:tcPr>
-            <w:tcW w:w="2000" w:type="dxa"/>
-            <w:tcBorders>
-              <w:top w:val="single" w:sz="5" w:space="0" w:color="000000"/>
-              <w:left w:val="single" w:sz="5" w:space="0" w:color="000000"/>
-              <w:bottom w:val="single" w:sz="5" w:space="0" w:color="000000"/>
-              <w:right w:val="single" w:sz="5" w:space="0" w:color="000000"/>
-            </w:tcBorders>
-          </w:tcPr>
-          <w:p/>
+          <w:sdt>
+            <w:sdtPr>
+              <w:tag w:val="imo_number"/>
+            </w:sdtPr>
+            <w:sdtContent>
+              <w:p>
+                <w:r>
+                  <w:t>{imo_number}</w:t>
+                </w:r>
+              </w:p>
+            </w:sdtContent>
+          </w:sdt>
         </w:tc>
         <w:tc>
           <w:tcPr>
@@ -2346,16 +2358,18 @@
           <w:trHeight w:hRule="exact" w:val="239"/>
         </w:trPr>
         <w:tc>
-          <w:tcPr>
-            <w:tcW w:w="836" w:type="dxa"/>
-            <w:tcBorders>
-              <w:top w:val="nil"/>
-              <w:left w:val="nil"/>
-              <w:bottom w:val="nil"/>
-              <w:right w:val="nil"/>
-            </w:tcBorders>
-          </w:tcPr>
-          <w:p/>
+          <w:sdt>
+            <w:sdtPr>
+              <w:tag w:val="place_of_survey"/>
+            </w:sdtPr>
+            <w:sdtContent>
+              <w:p>
+                <w:r>
+                  <w:t>{place_of_survey}</w:t>
+                </w:r>
+              </w:p>
+            </w:sdtContent>
+          </w:sdt>
         </w:tc>
         <w:tc>
           <w:tcPr>
@@ -2468,35 +2482,18 @@
           </w:p>
         </w:tc>
         <w:tc>
-          <w:tcPr>
-            <w:tcW w:w="3969" w:type="dxa"/>
-            <w:tcBorders>
-              <w:top w:val="nil"/>
-              <w:left w:val="nil"/>
-              <w:bottom w:val="nil"/>
-              <w:right w:val="nil"/>
-            </w:tcBorders>
-          </w:tcPr>
-          <w:p>
-            <w:pPr>
-              <w:pStyle w:val="TableParagraph"/>
-              <w:spacing w:line="141" w:lineRule="exact"/>
-              <w:ind w:left="2011"/>
-              <w:rPr>
-                <w:rFonts w:ascii="Calibri" w:eastAsia="Calibri" w:hAnsi="Calibri" w:cs="Calibri"/>
-                <w:sz w:val="12"/>
-                <w:szCs w:val="12"/>
-              </w:rPr>
-            </w:pPr>
-            <w:r>
-              <w:rPr>
-                <w:rFonts w:ascii="Calibri"/>
-                <w:spacing w:val="-1"/>
-                <w:sz w:val="12"/>
-              </w:rPr>
-              <w:t>(DD-MM-YYYY)</w:t>
-            </w:r>
-          </w:p>
+          <w:sdt>
+            <w:sdtPr>
+              <w:tag w:val="issue_date"/>
+            </w:sdtPr>
+            <w:sdtContent>
+              <w:p>
+                <w:r>
+                  <w:t>{issue_date}</w:t>
+                </w:r>
+              </w:p>
+            </w:sdtContent>
+          </w:sdt>
         </w:tc>
       </w:tr>
     </w:tbl>
